--- a/2026嵌入式大赛应用赛道作品报告_完成版.docx
+++ b/2026嵌入式大赛应用赛道作品报告_完成版.docx
@@ -18,24 +18,6 @@
           <w:sz w:val="36"/>
         </w:rPr>
         <w:t>智能AI售货机系统</w:t>
-      </w:r>
-    </w:p>
-    <w:p>
-      <w:pPr>
-        <w:spacing w:line="360" w:lineRule="auto"/>
-        <w:jc w:val="center"/>
-        <w:rPr>
-          <w:rFonts w:ascii="Times New Roman" w:eastAsia="宋体" w:hAnsi="Times New Roman" w:cs="Times New Roman"/>
-          <w:sz w:val="28"/>
-        </w:rPr>
-      </w:pPr>
-      <w:r>
-        <w:rPr>
-          <w:rFonts w:ascii="Times New Roman" w:eastAsia="宋体" w:hAnsi="Times New Roman" w:cs="Times New Roman" w:hint="eastAsia"/>
-          <w:color w:val="FF0000"/>
-          <w:sz w:val="24"/>
-        </w:rPr>
-        <w:t>（不要出现任何涉及学校名称和指导老师等内容）</w:t>
       </w:r>
     </w:p>
     <w:p>
@@ -398,31 +380,35 @@
           <w:rFonts w:ascii="Times New Roman" w:eastAsia="宋体" w:hAnsi="Times New Roman" w:cs="Times New Roman" w:hint="eastAsia"/>
           <w:sz w:val="24"/>
         </w:rPr>
-        <w:t>多模态交互：支持320×480 SPI触摸屏点选与离线语音指令（如“购买可乐”）双重选择方式，适应不同人群习惯。</w:t>
-      </w:r>
-      <w:r>
-        <w:rPr>
-          <w:rFonts w:ascii="Times New Roman" w:eastAsia="宋体" w:hAnsi="Times New Roman" w:cs="Times New Roman" w:hint="eastAsia"/>
-          <w:sz w:val="24"/>
-        </w:rPr>
-      </w:r>
-      <w:r>
-        <w:rPr>
-          <w:rFonts w:ascii="Times New Roman" w:eastAsia="宋体" w:hAnsi="Times New Roman" w:cs="Times New Roman" w:hint="eastAsia"/>
-          <w:sz w:val="24"/>
-        </w:rPr>
-      </w:r>
-      <w:r>
-        <w:rPr>
-          <w:rFonts w:ascii="Times New Roman" w:eastAsia="宋体" w:hAnsi="Times New Roman" w:cs="Times New Roman" w:hint="eastAsia"/>
-          <w:sz w:val="24"/>
-        </w:rPr>
-      </w:r>
-      <w:r>
-        <w:rPr>
-          <w:rFonts w:ascii="Times New Roman" w:eastAsia="宋体" w:hAnsi="Times New Roman" w:cs="Times New Roman" w:hint="eastAsia"/>
-          <w:sz w:val="24"/>
-        </w:rPr>
+        <w:t>多模态交互：支持</w:t>
+      </w:r>
+      <w:r>
+        <w:rPr>
+          <w:rFonts w:ascii="Times New Roman" w:eastAsia="宋体" w:hAnsi="Times New Roman" w:cs="Times New Roman" w:hint="eastAsia"/>
+          <w:sz w:val="24"/>
+        </w:rPr>
+        <w:t>320</w:t>
+      </w:r>
+      <w:r>
+        <w:rPr>
+          <w:rFonts w:ascii="Times New Roman" w:eastAsia="宋体" w:hAnsi="Times New Roman" w:cs="Times New Roman" w:hint="eastAsia"/>
+          <w:sz w:val="24"/>
+        </w:rPr>
+        <w:t>×</w:t>
+      </w:r>
+      <w:r>
+        <w:rPr>
+          <w:rFonts w:ascii="Times New Roman" w:eastAsia="宋体" w:hAnsi="Times New Roman" w:cs="Times New Roman" w:hint="eastAsia"/>
+          <w:sz w:val="24"/>
+        </w:rPr>
+        <w:t>480 SPI</w:t>
+      </w:r>
+      <w:r>
+        <w:rPr>
+          <w:rFonts w:ascii="Times New Roman" w:eastAsia="宋体" w:hAnsi="Times New Roman" w:cs="Times New Roman" w:hint="eastAsia"/>
+          <w:sz w:val="24"/>
+        </w:rPr>
+        <w:t>触摸屏点选与离线语音指令（如“购买可乐”）双重选择方式，适应不同人群习惯。</w:t>
       </w:r>
     </w:p>
     <w:p>
@@ -473,18 +459,6 @@
           <w:sz w:val="24"/>
         </w:rPr>
         <w:t>智能电源管理：具备长时间无人自动休眠与触摸唤醒功能，适合电池供电或野外部署场景。</w:t>
-      </w:r>
-      <w:r>
-        <w:rPr>
-          <w:rFonts w:ascii="Times New Roman" w:eastAsia="宋体" w:hAnsi="Times New Roman" w:cs="Times New Roman" w:hint="eastAsia"/>
-          <w:sz w:val="24"/>
-        </w:rPr>
-      </w:r>
-      <w:r>
-        <w:rPr>
-          <w:rFonts w:ascii="Times New Roman" w:eastAsia="宋体" w:hAnsi="Times New Roman" w:cs="Times New Roman" w:hint="eastAsia"/>
-          <w:sz w:val="24"/>
-        </w:rPr>
       </w:r>
     </w:p>
     <w:p>
@@ -506,7 +480,6 @@
           <w:rFonts w:ascii="Times New Roman" w:eastAsia="宋体" w:hAnsi="Times New Roman" w:cs="Times New Roman" w:hint="eastAsia"/>
           <w:sz w:val="24"/>
         </w:rPr>
-        <w:lastRenderedPageBreak/>
         <w:t>应用领域</w:t>
       </w:r>
     </w:p>
@@ -525,6 +498,7 @@
           <w:rFonts w:ascii="Times New Roman" w:eastAsia="宋体" w:hAnsi="Times New Roman" w:cs="Times New Roman" w:hint="eastAsia"/>
           <w:sz w:val="24"/>
         </w:rPr>
+        <w:lastRenderedPageBreak/>
         <w:t>本系统瞄准低功耗、快速部署、高交互性的无人零售场景，具体应用于：</w:t>
       </w:r>
     </w:p>
@@ -1058,9 +1032,9 @@
         <w:tblLook w:val="04A0" w:firstRow="1" w:lastRow="0" w:firstColumn="1" w:lastColumn="0" w:noHBand="0" w:noVBand="1"/>
       </w:tblPr>
       <w:tblGrid>
-        <w:gridCol w:w="1596"/>
-        <w:gridCol w:w="2681"/>
-        <w:gridCol w:w="4019"/>
+        <w:gridCol w:w="1689"/>
+        <w:gridCol w:w="2640"/>
+        <w:gridCol w:w="3967"/>
       </w:tblGrid>
       <w:tr>
         <w:trPr>
@@ -1217,20 +1191,25 @@
             <w:pPr>
               <w:pStyle w:val="aa"/>
               <w:spacing w:line="360" w:lineRule="auto"/>
-              <w:ind w:left="420" w:firstLine="422"/>
-              <w:rPr>
-                <w:rFonts w:ascii="Times New Roman" w:eastAsia="宋体" w:hAnsi="Times New Roman" w:cs="Times New Roman"/>
-                <w:sz w:val="24"/>
-              </w:rPr>
-            </w:pPr>
-            <w:r>
-              <w:rPr>
-                <w:rFonts w:ascii="宋体" w:eastAsia="宋体" w:hAnsi="宋体" w:cs="Times New Roman"/>
-                <w:b/>
-                <w:bCs/>
-                <w:color w:val="000000"/>
-              </w:rPr>
-              <w:t>AI 视觉</w:t>
+              <w:ind w:left="420" w:firstLine="480"/>
+              <w:rPr>
+                <w:rFonts w:ascii="Times New Roman" w:eastAsia="宋体" w:hAnsi="Times New Roman" w:cs="Times New Roman" w:hint="eastAsia"/>
+                <w:sz w:val="24"/>
+              </w:rPr>
+            </w:pPr>
+            <w:r>
+              <w:rPr>
+                <w:rFonts w:ascii="Times New Roman" w:eastAsia="宋体" w:hAnsi="Times New Roman" w:cs="Times New Roman" w:hint="eastAsia"/>
+                <w:sz w:val="24"/>
+              </w:rPr>
+              <w:t>AI</w:t>
+            </w:r>
+            <w:r>
+              <w:rPr>
+                <w:rFonts w:ascii="Times New Roman" w:eastAsia="宋体" w:hAnsi="Times New Roman" w:cs="Times New Roman" w:hint="eastAsia"/>
+                <w:sz w:val="24"/>
+              </w:rPr>
+              <w:t>视觉</w:t>
             </w:r>
           </w:p>
         </w:tc>
@@ -1306,7 +1285,14 @@
                 <w:rFonts w:ascii="宋体" w:eastAsia="宋体" w:hAnsi="宋体" w:cs="Times New Roman"/>
                 <w:color w:val="000000"/>
               </w:rPr>
-              <w:t>OV5647</w:t>
+              <w:t>OV564</w:t>
+            </w:r>
+            <w:r>
+              <w:rPr>
+                <w:rFonts w:ascii="宋体" w:eastAsia="宋体" w:hAnsi="宋体" w:cs="Times New Roman" w:hint="eastAsia"/>
+                <w:color w:val="000000"/>
+              </w:rPr>
+              <w:t>7</w:t>
             </w:r>
           </w:p>
         </w:tc>
@@ -9424,25 +9410,29 @@
           <w:rFonts w:ascii="Times New Roman" w:eastAsia="宋体" w:hAnsi="Times New Roman" w:cs="Times New Roman" w:hint="eastAsia"/>
           <w:sz w:val="24"/>
         </w:rPr>
-        <w:t>各层关系如下：系统复位后，电源管理默认开启摄像头低功耗感知；当摄像头检测到人脸时，主控激活交互层，展示商品界面；用户通过触摸或语音下达购买指令，经主控逻辑校验后，驱动执行层出货并同时记录日志至SD卡；完成后，主控指示电源管理恢复至感知模式。</w:t>
-      </w:r>
-      <w:r>
-        <w:rPr>
-          <w:rFonts w:ascii="Times New Roman" w:eastAsia="宋体" w:hAnsi="Times New Roman" w:cs="Times New Roman" w:hint="eastAsia"/>
-          <w:sz w:val="24"/>
-        </w:rPr>
-      </w:r>
-      <w:r>
-        <w:rPr>
-          <w:rFonts w:ascii="Times New Roman" w:eastAsia="宋体" w:hAnsi="Times New Roman" w:cs="Times New Roman" w:hint="eastAsia"/>
-          <w:sz w:val="24"/>
-        </w:rPr>
-      </w:r>
-      <w:r>
-        <w:rPr>
-          <w:rFonts w:ascii="Times New Roman" w:eastAsia="宋体" w:hAnsi="Times New Roman" w:cs="Times New Roman" w:hint="eastAsia"/>
-          <w:sz w:val="24"/>
-        </w:rPr>
+        <w:t>各层关系如下：系统复位后，电源管理默认开启摄像头低功耗感知；当摄像</w:t>
+      </w:r>
+      <w:r>
+        <w:rPr>
+          <w:rFonts w:ascii="Times New Roman" w:eastAsia="宋体" w:hAnsi="Times New Roman" w:cs="Times New Roman" w:hint="eastAsia"/>
+          <w:sz w:val="24"/>
+        </w:rPr>
+        <w:lastRenderedPageBreak/>
+        <w:t>头检测到人脸时，主控激活交互层，展示商品界面；用户通过触摸或语音下达购买指令，经主控逻辑校验后，驱动执行层出货并同时记录日志至</w:t>
+      </w:r>
+      <w:r>
+        <w:rPr>
+          <w:rFonts w:ascii="Times New Roman" w:eastAsia="宋体" w:hAnsi="Times New Roman" w:cs="Times New Roman" w:hint="eastAsia"/>
+          <w:sz w:val="24"/>
+        </w:rPr>
+        <w:t>SD</w:t>
+      </w:r>
+      <w:r>
+        <w:rPr>
+          <w:rFonts w:ascii="Times New Roman" w:eastAsia="宋体" w:hAnsi="Times New Roman" w:cs="Times New Roman" w:hint="eastAsia"/>
+          <w:sz w:val="24"/>
+        </w:rPr>
+        <w:t>卡；完成后，主控指示电源管理恢复至感知模式。</w:t>
       </w:r>
     </w:p>
     <w:p>
@@ -9603,343 +9593,315 @@
           <w:rFonts w:ascii="Times New Roman" w:eastAsia="宋体" w:hAnsi="Times New Roman" w:cs="Times New Roman"/>
           <w:sz w:val="24"/>
         </w:rPr>
-        <w:t>显示交互模块：采用 ST7789 驱动的 320×480 像素 SPI LCD 彩屏，支持 RGB 65K 色显示。屏幕通过 4 线 SPI 总线（SPI2_HOST）与主控连接，占用 SCLK、MOSI、MISO、DC、CS 五个 GPIO 引脚，背光通过独立 GPIO 控制。触摸功能由 XPT2046 电阻触摸 IC 实现，与屏幕共享 SPI 总线，通过独立的 CS 引脚进行片选。LVGL 图形库使用双缓冲 DMA 渲染，缓冲区大小为 320×80 像素，通过信号量同步 DMA 传输完成。</w:t>
-      </w:r>
-      <w:r>
-        <w:rPr>
-          <w:rFonts w:ascii="Times New Roman" w:eastAsia="宋体" w:hAnsi="Times New Roman" w:cs="Times New Roman" w:hint="eastAsia"/>
-          <w:sz w:val="24"/>
-        </w:rPr>
-      </w:r>
-      <w:r>
-        <w:rPr>
-          <w:rFonts w:ascii="Times New Roman" w:eastAsia="宋体" w:hAnsi="Times New Roman" w:cs="Times New Roman"/>
-          <w:sz w:val="24"/>
-        </w:rPr>
-      </w:r>
-      <w:r>
-        <w:rPr>
-          <w:rFonts w:ascii="Times New Roman" w:eastAsia="宋体" w:hAnsi="Times New Roman" w:cs="Times New Roman"/>
-          <w:sz w:val="24"/>
-        </w:rPr>
-      </w:r>
-      <w:r>
-        <w:rPr>
-          <w:rFonts w:ascii="Times New Roman" w:eastAsia="宋体" w:hAnsi="Times New Roman" w:cs="Times New Roman"/>
-          <w:sz w:val="24"/>
-        </w:rPr>
-      </w:r>
-      <w:r>
-        <w:rPr>
-          <w:rFonts w:ascii="Times New Roman" w:eastAsia="宋体" w:hAnsi="Times New Roman" w:cs="Times New Roman"/>
-          <w:sz w:val="24"/>
-        </w:rPr>
-      </w:r>
-      <w:r>
-        <w:rPr>
-          <w:rFonts w:ascii="Times New Roman" w:eastAsia="宋体" w:hAnsi="Times New Roman" w:cs="Times New Roman"/>
-          <w:sz w:val="24"/>
-        </w:rPr>
-      </w:r>
-      <w:r>
-        <w:rPr>
-          <w:rFonts w:ascii="Times New Roman" w:eastAsia="宋体" w:hAnsi="Times New Roman" w:cs="Times New Roman"/>
-          <w:sz w:val="24"/>
-        </w:rPr>
-      </w:r>
-      <w:r>
-        <w:rPr>
-          <w:rFonts w:ascii="Times New Roman" w:eastAsia="宋体" w:hAnsi="Times New Roman" w:cs="Times New Roman"/>
-          <w:sz w:val="24"/>
-        </w:rPr>
-      </w:r>
-      <w:r>
-        <w:rPr>
-          <w:rFonts w:ascii="Times New Roman" w:eastAsia="宋体" w:hAnsi="Times New Roman" w:cs="Times New Roman"/>
-          <w:sz w:val="24"/>
-        </w:rPr>
-      </w:r>
-      <w:r>
-        <w:rPr>
-          <w:rFonts w:ascii="Times New Roman" w:eastAsia="宋体" w:hAnsi="Times New Roman" w:cs="Times New Roman"/>
-          <w:sz w:val="24"/>
-        </w:rPr>
-      </w:r>
-      <w:r>
-        <w:rPr>
-          <w:rFonts w:ascii="Times New Roman" w:eastAsia="宋体" w:hAnsi="Times New Roman" w:cs="Times New Roman"/>
-          <w:sz w:val="24"/>
-        </w:rPr>
-      </w:r>
-      <w:r>
-        <w:rPr>
-          <w:rFonts w:ascii="Times New Roman" w:eastAsia="宋体" w:hAnsi="Times New Roman" w:cs="Times New Roman"/>
-          <w:sz w:val="24"/>
-        </w:rPr>
-      </w:r>
-      <w:r>
-        <w:rPr>
-          <w:rFonts w:ascii="Times New Roman" w:eastAsia="宋体" w:hAnsi="Times New Roman" w:cs="Times New Roman"/>
-          <w:sz w:val="24"/>
-        </w:rPr>
-      </w:r>
-      <w:r>
-        <w:rPr>
-          <w:rFonts w:ascii="Times New Roman" w:eastAsia="宋体" w:hAnsi="Times New Roman" w:cs="Times New Roman"/>
-          <w:sz w:val="24"/>
-        </w:rPr>
-      </w:r>
-      <w:r>
-        <w:rPr>
-          <w:rFonts w:ascii="Times New Roman" w:eastAsia="宋体" w:hAnsi="Times New Roman" w:cs="Times New Roman"/>
-          <w:sz w:val="24"/>
-        </w:rPr>
-      </w:r>
-      <w:r>
-        <w:rPr>
-          <w:rFonts w:ascii="Times New Roman" w:eastAsia="宋体" w:hAnsi="Times New Roman" w:cs="Times New Roman"/>
-          <w:sz w:val="24"/>
-        </w:rPr>
-      </w:r>
-      <w:r>
-        <w:rPr>
-          <w:rFonts w:ascii="Times New Roman" w:eastAsia="宋体" w:hAnsi="Times New Roman" w:cs="Times New Roman"/>
-          <w:sz w:val="24"/>
-        </w:rPr>
-      </w:r>
-      <w:r>
-        <w:rPr>
-          <w:rFonts w:ascii="Times New Roman" w:eastAsia="宋体" w:hAnsi="Times New Roman" w:cs="Times New Roman"/>
-          <w:sz w:val="24"/>
-        </w:rPr>
-      </w:r>
-      <w:r>
-        <w:rPr>
-          <w:rFonts w:ascii="Times New Roman" w:eastAsia="宋体" w:hAnsi="Times New Roman" w:cs="Times New Roman"/>
-          <w:sz w:val="24"/>
-        </w:rPr>
-      </w:r>
-      <w:r>
-        <w:rPr>
-          <w:rFonts w:ascii="Times New Roman" w:eastAsia="宋体" w:hAnsi="Times New Roman" w:cs="Times New Roman"/>
-          <w:sz w:val="24"/>
-        </w:rPr>
-      </w:r>
-      <w:r>
-        <w:rPr>
-          <w:rFonts w:ascii="Times New Roman" w:eastAsia="宋体" w:hAnsi="Times New Roman" w:cs="Times New Roman"/>
-          <w:sz w:val="24"/>
-        </w:rPr>
-      </w:r>
-      <w:r>
-        <w:rPr>
-          <w:rFonts w:ascii="Times New Roman" w:eastAsia="宋体" w:hAnsi="Times New Roman" w:cs="Times New Roman"/>
-          <w:sz w:val="24"/>
-        </w:rPr>
-      </w:r>
-      <w:r>
-        <w:rPr>
-          <w:rFonts w:ascii="Times New Roman" w:eastAsia="宋体" w:hAnsi="Times New Roman" w:cs="Times New Roman"/>
-          <w:sz w:val="24"/>
-        </w:rPr>
-      </w:r>
-      <w:r>
-        <w:rPr>
-          <w:rFonts w:ascii="Times New Roman" w:eastAsia="宋体" w:hAnsi="Times New Roman" w:cs="Times New Roman"/>
-          <w:sz w:val="24"/>
-        </w:rPr>
-      </w:r>
-      <w:r>
-        <w:rPr>
-          <w:rFonts w:ascii="Times New Roman" w:eastAsia="宋体" w:hAnsi="Times New Roman" w:cs="Times New Roman"/>
-          <w:sz w:val="24"/>
-        </w:rPr>
-      </w:r>
-      <w:r>
-        <w:rPr>
-          <w:rFonts w:ascii="Times New Roman" w:eastAsia="宋体" w:hAnsi="Times New Roman" w:cs="Times New Roman"/>
-          <w:sz w:val="24"/>
-        </w:rPr>
-      </w:r>
-      <w:r>
-        <w:rPr>
-          <w:rFonts w:ascii="Times New Roman" w:eastAsia="宋体" w:hAnsi="Times New Roman" w:cs="Times New Roman"/>
-          <w:sz w:val="24"/>
-        </w:rPr>
-      </w:r>
-      <w:r>
-        <w:rPr>
-          <w:rFonts w:ascii="Times New Roman" w:eastAsia="宋体" w:hAnsi="Times New Roman" w:cs="Times New Roman"/>
-          <w:sz w:val="24"/>
-        </w:rPr>
-      </w:r>
-      <w:r>
-        <w:rPr>
-          <w:rFonts w:ascii="Times New Roman" w:eastAsia="宋体" w:hAnsi="Times New Roman" w:cs="Times New Roman"/>
-          <w:sz w:val="24"/>
-        </w:rPr>
-      </w:r>
-      <w:r>
-        <w:rPr>
-          <w:rFonts w:ascii="Times New Roman" w:eastAsia="宋体" w:hAnsi="Times New Roman" w:cs="Times New Roman"/>
-          <w:sz w:val="24"/>
-        </w:rPr>
-      </w:r>
-      <w:r>
-        <w:rPr>
-          <w:rFonts w:ascii="Times New Roman" w:eastAsia="宋体" w:hAnsi="Times New Roman" w:cs="Times New Roman"/>
-          <w:sz w:val="24"/>
-        </w:rPr>
-      </w:r>
-      <w:r>
-        <w:rPr>
-          <w:rFonts w:ascii="Times New Roman" w:eastAsia="宋体" w:hAnsi="Times New Roman" w:cs="Times New Roman"/>
-          <w:sz w:val="24"/>
-        </w:rPr>
-      </w:r>
-      <w:r>
-        <w:rPr>
-          <w:rFonts w:ascii="Times New Roman" w:eastAsia="宋体" w:hAnsi="Times New Roman" w:cs="Times New Roman"/>
-          <w:sz w:val="24"/>
-        </w:rPr>
-      </w:r>
-      <w:r>
-        <w:rPr>
-          <w:rFonts w:ascii="Times New Roman" w:eastAsia="宋体" w:hAnsi="Times New Roman" w:cs="Times New Roman"/>
-          <w:sz w:val="24"/>
-        </w:rPr>
-      </w:r>
-      <w:r>
-        <w:rPr>
-          <w:rFonts w:ascii="Times New Roman" w:eastAsia="宋体" w:hAnsi="Times New Roman" w:cs="Times New Roman"/>
-          <w:sz w:val="24"/>
-        </w:rPr>
-      </w:r>
-      <w:r>
-        <w:rPr>
-          <w:rFonts w:ascii="Times New Roman" w:eastAsia="宋体" w:hAnsi="Times New Roman" w:cs="Times New Roman"/>
-          <w:sz w:val="24"/>
-        </w:rPr>
-      </w:r>
-      <w:r>
-        <w:rPr>
-          <w:rFonts w:ascii="Times New Roman" w:eastAsia="宋体" w:hAnsi="Times New Roman" w:cs="Times New Roman"/>
-          <w:sz w:val="24"/>
-        </w:rPr>
-      </w:r>
-      <w:r>
-        <w:rPr>
-          <w:rFonts w:ascii="Times New Roman" w:eastAsia="宋体" w:hAnsi="Times New Roman" w:cs="Times New Roman"/>
-          <w:sz w:val="24"/>
-        </w:rPr>
-      </w:r>
-      <w:r>
-        <w:rPr>
-          <w:rFonts w:ascii="Times New Roman" w:eastAsia="宋体" w:hAnsi="Times New Roman" w:cs="Times New Roman"/>
-          <w:sz w:val="24"/>
-        </w:rPr>
-      </w:r>
-      <w:r>
-        <w:rPr>
-          <w:rFonts w:ascii="Times New Roman" w:eastAsia="宋体" w:hAnsi="Times New Roman" w:cs="Times New Roman"/>
-          <w:sz w:val="24"/>
-        </w:rPr>
-      </w:r>
-      <w:r>
-        <w:rPr>
-          <w:rFonts w:ascii="Times New Roman" w:eastAsia="宋体" w:hAnsi="Times New Roman" w:cs="Times New Roman"/>
-          <w:sz w:val="24"/>
-        </w:rPr>
-      </w:r>
-      <w:r>
-        <w:rPr>
-          <w:rFonts w:ascii="Times New Roman" w:eastAsia="宋体" w:hAnsi="Times New Roman" w:cs="Times New Roman"/>
-          <w:sz w:val="24"/>
-        </w:rPr>
-      </w:r>
-      <w:r>
-        <w:rPr>
-          <w:rFonts w:ascii="Times New Roman" w:eastAsia="宋体" w:hAnsi="Times New Roman" w:cs="Times New Roman"/>
-          <w:sz w:val="24"/>
-        </w:rPr>
-      </w:r>
-      <w:r>
-        <w:rPr>
-          <w:rFonts w:ascii="Times New Roman" w:eastAsia="宋体" w:hAnsi="Times New Roman" w:cs="Times New Roman"/>
-          <w:sz w:val="24"/>
-        </w:rPr>
-      </w:r>
-      <w:r>
-        <w:rPr>
-          <w:rFonts w:ascii="Times New Roman" w:eastAsia="宋体" w:hAnsi="Times New Roman" w:cs="Times New Roman"/>
-          <w:sz w:val="24"/>
-        </w:rPr>
-      </w:r>
-      <w:r>
-        <w:rPr>
-          <w:rFonts w:ascii="Times New Roman" w:eastAsia="宋体" w:hAnsi="Times New Roman" w:cs="Times New Roman"/>
-          <w:sz w:val="24"/>
-        </w:rPr>
-      </w:r>
-      <w:r>
-        <w:rPr>
-          <w:rFonts w:ascii="Times New Roman" w:eastAsia="宋体" w:hAnsi="Times New Roman" w:cs="Times New Roman"/>
-          <w:sz w:val="24"/>
-        </w:rPr>
-      </w:r>
-      <w:r>
-        <w:rPr>
-          <w:rFonts w:ascii="Times New Roman" w:eastAsia="宋体" w:hAnsi="Times New Roman" w:cs="Times New Roman"/>
-          <w:sz w:val="24"/>
-        </w:rPr>
-      </w:r>
-      <w:r>
-        <w:rPr>
-          <w:rFonts w:ascii="Times New Roman" w:eastAsia="宋体" w:hAnsi="Times New Roman" w:cs="Times New Roman"/>
-          <w:sz w:val="24"/>
-        </w:rPr>
-      </w:r>
-      <w:r>
-        <w:rPr>
-          <w:rFonts w:ascii="Times New Roman" w:eastAsia="宋体" w:hAnsi="Times New Roman" w:cs="Times New Roman"/>
-          <w:sz w:val="24"/>
-        </w:rPr>
-      </w:r>
-      <w:r>
-        <w:rPr>
-          <w:rFonts w:ascii="Times New Roman" w:eastAsia="宋体" w:hAnsi="Times New Roman" w:cs="Times New Roman"/>
-          <w:sz w:val="24"/>
-        </w:rPr>
-      </w:r>
-      <w:r>
-        <w:rPr>
-          <w:rFonts w:ascii="Times New Roman" w:eastAsia="宋体" w:hAnsi="Times New Roman" w:cs="Times New Roman"/>
-          <w:sz w:val="24"/>
-        </w:rPr>
-      </w:r>
-      <w:r>
-        <w:rPr>
-          <w:rFonts w:ascii="Times New Roman" w:eastAsia="宋体" w:hAnsi="Times New Roman" w:cs="Times New Roman"/>
-          <w:sz w:val="24"/>
-        </w:rPr>
-      </w:r>
-      <w:r>
-        <w:rPr>
-          <w:rFonts w:ascii="Times New Roman" w:eastAsia="宋体" w:hAnsi="Times New Roman" w:cs="Times New Roman"/>
-          <w:sz w:val="24"/>
-        </w:rPr>
-      </w:r>
-      <w:r>
-        <w:rPr>
-          <w:rFonts w:ascii="Times New Roman" w:eastAsia="宋体" w:hAnsi="Times New Roman" w:cs="Times New Roman"/>
-          <w:sz w:val="24"/>
-        </w:rPr>
-      </w:r>
-      <w:r>
-        <w:rPr>
-          <w:rFonts w:ascii="Times New Roman" w:eastAsia="宋体" w:hAnsi="Times New Roman" w:cs="Times New Roman"/>
-          <w:sz w:val="24"/>
-        </w:rPr>
+        <w:t>显示交互模块：采用</w:t>
+      </w:r>
+      <w:r>
+        <w:rPr>
+          <w:rFonts w:ascii="Times New Roman" w:eastAsia="宋体" w:hAnsi="Times New Roman" w:cs="Times New Roman"/>
+          <w:sz w:val="24"/>
+        </w:rPr>
+        <w:t xml:space="preserve"> ST7789 </w:t>
+      </w:r>
+      <w:r>
+        <w:rPr>
+          <w:rFonts w:ascii="Times New Roman" w:eastAsia="宋体" w:hAnsi="Times New Roman" w:cs="Times New Roman"/>
+          <w:sz w:val="24"/>
+        </w:rPr>
+        <w:t>驱动的</w:t>
+      </w:r>
+      <w:r>
+        <w:rPr>
+          <w:rFonts w:ascii="Times New Roman" w:eastAsia="宋体" w:hAnsi="Times New Roman" w:cs="Times New Roman"/>
+          <w:sz w:val="24"/>
+        </w:rPr>
+        <w:t xml:space="preserve"> 320×480 </w:t>
+      </w:r>
+      <w:r>
+        <w:rPr>
+          <w:rFonts w:ascii="Times New Roman" w:eastAsia="宋体" w:hAnsi="Times New Roman" w:cs="Times New Roman"/>
+          <w:sz w:val="24"/>
+        </w:rPr>
+        <w:t>像素</w:t>
+      </w:r>
+      <w:r>
+        <w:rPr>
+          <w:rFonts w:ascii="Times New Roman" w:eastAsia="宋体" w:hAnsi="Times New Roman" w:cs="Times New Roman"/>
+          <w:sz w:val="24"/>
+        </w:rPr>
+        <w:t xml:space="preserve"> SPI LCD </w:t>
+      </w:r>
+      <w:r>
+        <w:rPr>
+          <w:rFonts w:ascii="Times New Roman" w:eastAsia="宋体" w:hAnsi="Times New Roman" w:cs="Times New Roman"/>
+          <w:sz w:val="24"/>
+        </w:rPr>
+        <w:t>彩屏，支持</w:t>
+      </w:r>
+      <w:r>
+        <w:rPr>
+          <w:rFonts w:ascii="Times New Roman" w:eastAsia="宋体" w:hAnsi="Times New Roman" w:cs="Times New Roman"/>
+          <w:sz w:val="24"/>
+        </w:rPr>
+        <w:t xml:space="preserve"> RGB 65K </w:t>
+      </w:r>
+      <w:r>
+        <w:rPr>
+          <w:rFonts w:ascii="Times New Roman" w:eastAsia="宋体" w:hAnsi="Times New Roman" w:cs="Times New Roman"/>
+          <w:sz w:val="24"/>
+        </w:rPr>
+        <w:t>色显示。屏幕通过</w:t>
+      </w:r>
+      <w:r>
+        <w:rPr>
+          <w:rFonts w:ascii="Times New Roman" w:eastAsia="宋体" w:hAnsi="Times New Roman" w:cs="Times New Roman"/>
+          <w:sz w:val="24"/>
+        </w:rPr>
+        <w:t xml:space="preserve"> 4 </w:t>
+      </w:r>
+      <w:r>
+        <w:rPr>
+          <w:rFonts w:ascii="Times New Roman" w:eastAsia="宋体" w:hAnsi="Times New Roman" w:cs="Times New Roman"/>
+          <w:sz w:val="24"/>
+        </w:rPr>
+        <w:t>线</w:t>
+      </w:r>
+      <w:r>
+        <w:rPr>
+          <w:rFonts w:ascii="Times New Roman" w:eastAsia="宋体" w:hAnsi="Times New Roman" w:cs="Times New Roman"/>
+          <w:sz w:val="24"/>
+        </w:rPr>
+        <w:t xml:space="preserve"> SPI </w:t>
+      </w:r>
+      <w:r>
+        <w:rPr>
+          <w:rFonts w:ascii="Times New Roman" w:eastAsia="宋体" w:hAnsi="Times New Roman" w:cs="Times New Roman"/>
+          <w:sz w:val="24"/>
+        </w:rPr>
+        <w:t>总线（</w:t>
+      </w:r>
+      <w:r>
+        <w:rPr>
+          <w:rFonts w:ascii="Times New Roman" w:eastAsia="宋体" w:hAnsi="Times New Roman" w:cs="Times New Roman"/>
+          <w:sz w:val="24"/>
+        </w:rPr>
+        <w:t>SPI2_HOST</w:t>
+      </w:r>
+      <w:r>
+        <w:rPr>
+          <w:rFonts w:ascii="Times New Roman" w:eastAsia="宋体" w:hAnsi="Times New Roman" w:cs="Times New Roman"/>
+          <w:sz w:val="24"/>
+        </w:rPr>
+        <w:t>）与主控连接，占用</w:t>
+      </w:r>
+      <w:r>
+        <w:rPr>
+          <w:rFonts w:ascii="Times New Roman" w:eastAsia="宋体" w:hAnsi="Times New Roman" w:cs="Times New Roman"/>
+          <w:sz w:val="24"/>
+        </w:rPr>
+        <w:t xml:space="preserve"> SCLK</w:t>
+      </w:r>
+      <w:r>
+        <w:rPr>
+          <w:rFonts w:ascii="Times New Roman" w:eastAsia="宋体" w:hAnsi="Times New Roman" w:cs="Times New Roman"/>
+          <w:sz w:val="24"/>
+        </w:rPr>
+        <w:t>、</w:t>
+      </w:r>
+      <w:r>
+        <w:rPr>
+          <w:rFonts w:ascii="Times New Roman" w:eastAsia="宋体" w:hAnsi="Times New Roman" w:cs="Times New Roman"/>
+          <w:sz w:val="24"/>
+        </w:rPr>
+        <w:t>MOSI</w:t>
+      </w:r>
+      <w:r>
+        <w:rPr>
+          <w:rFonts w:ascii="Times New Roman" w:eastAsia="宋体" w:hAnsi="Times New Roman" w:cs="Times New Roman"/>
+          <w:sz w:val="24"/>
+        </w:rPr>
+        <w:t>、</w:t>
+      </w:r>
+      <w:r>
+        <w:rPr>
+          <w:rFonts w:ascii="Times New Roman" w:eastAsia="宋体" w:hAnsi="Times New Roman" w:cs="Times New Roman"/>
+          <w:sz w:val="24"/>
+        </w:rPr>
+        <w:t>MISO</w:t>
+      </w:r>
+      <w:r>
+        <w:rPr>
+          <w:rFonts w:ascii="Times New Roman" w:eastAsia="宋体" w:hAnsi="Times New Roman" w:cs="Times New Roman"/>
+          <w:sz w:val="24"/>
+        </w:rPr>
+        <w:t>、</w:t>
+      </w:r>
+      <w:r>
+        <w:rPr>
+          <w:rFonts w:ascii="Times New Roman" w:eastAsia="宋体" w:hAnsi="Times New Roman" w:cs="Times New Roman"/>
+          <w:sz w:val="24"/>
+        </w:rPr>
+        <w:t>DC</w:t>
+      </w:r>
+      <w:r>
+        <w:rPr>
+          <w:rFonts w:ascii="Times New Roman" w:eastAsia="宋体" w:hAnsi="Times New Roman" w:cs="Times New Roman"/>
+          <w:sz w:val="24"/>
+        </w:rPr>
+        <w:t>、</w:t>
+      </w:r>
+      <w:r>
+        <w:rPr>
+          <w:rFonts w:ascii="Times New Roman" w:eastAsia="宋体" w:hAnsi="Times New Roman" w:cs="Times New Roman"/>
+          <w:sz w:val="24"/>
+        </w:rPr>
+        <w:t xml:space="preserve">CS </w:t>
+      </w:r>
+      <w:r>
+        <w:rPr>
+          <w:rFonts w:ascii="Times New Roman" w:eastAsia="宋体" w:hAnsi="Times New Roman" w:cs="Times New Roman"/>
+          <w:sz w:val="24"/>
+        </w:rPr>
+        <w:t>五个</w:t>
+      </w:r>
+      <w:r>
+        <w:rPr>
+          <w:rFonts w:ascii="Times New Roman" w:eastAsia="宋体" w:hAnsi="Times New Roman" w:cs="Times New Roman"/>
+          <w:sz w:val="24"/>
+        </w:rPr>
+        <w:t xml:space="preserve"> GPIO </w:t>
+      </w:r>
+      <w:r>
+        <w:rPr>
+          <w:rFonts w:ascii="Times New Roman" w:eastAsia="宋体" w:hAnsi="Times New Roman" w:cs="Times New Roman"/>
+          <w:sz w:val="24"/>
+        </w:rPr>
+        <w:t>引脚，背光通过独立</w:t>
+      </w:r>
+      <w:r>
+        <w:rPr>
+          <w:rFonts w:ascii="Times New Roman" w:eastAsia="宋体" w:hAnsi="Times New Roman" w:cs="Times New Roman"/>
+          <w:sz w:val="24"/>
+        </w:rPr>
+        <w:t xml:space="preserve"> GPIO </w:t>
+      </w:r>
+      <w:r>
+        <w:rPr>
+          <w:rFonts w:ascii="Times New Roman" w:eastAsia="宋体" w:hAnsi="Times New Roman" w:cs="Times New Roman"/>
+          <w:sz w:val="24"/>
+        </w:rPr>
+        <w:t>控制。触摸功能由</w:t>
+      </w:r>
+      <w:r>
+        <w:rPr>
+          <w:rFonts w:ascii="Times New Roman" w:eastAsia="宋体" w:hAnsi="Times New Roman" w:cs="Times New Roman"/>
+          <w:sz w:val="24"/>
+        </w:rPr>
+        <w:t xml:space="preserve"> XPT2046 </w:t>
+      </w:r>
+      <w:r>
+        <w:rPr>
+          <w:rFonts w:ascii="Times New Roman" w:eastAsia="宋体" w:hAnsi="Times New Roman" w:cs="Times New Roman"/>
+          <w:sz w:val="24"/>
+        </w:rPr>
+        <w:t>电阻触摸</w:t>
+      </w:r>
+      <w:r>
+        <w:rPr>
+          <w:rFonts w:ascii="Times New Roman" w:eastAsia="宋体" w:hAnsi="Times New Roman" w:cs="Times New Roman"/>
+          <w:sz w:val="24"/>
+        </w:rPr>
+        <w:t xml:space="preserve"> IC </w:t>
+      </w:r>
+      <w:r>
+        <w:rPr>
+          <w:rFonts w:ascii="Times New Roman" w:eastAsia="宋体" w:hAnsi="Times New Roman" w:cs="Times New Roman"/>
+          <w:sz w:val="24"/>
+        </w:rPr>
+        <w:t>实现，与屏幕共享</w:t>
+      </w:r>
+      <w:r>
+        <w:rPr>
+          <w:rFonts w:ascii="Times New Roman" w:eastAsia="宋体" w:hAnsi="Times New Roman" w:cs="Times New Roman"/>
+          <w:sz w:val="24"/>
+        </w:rPr>
+        <w:t xml:space="preserve"> SPI </w:t>
+      </w:r>
+      <w:r>
+        <w:rPr>
+          <w:rFonts w:ascii="Times New Roman" w:eastAsia="宋体" w:hAnsi="Times New Roman" w:cs="Times New Roman"/>
+          <w:sz w:val="24"/>
+        </w:rPr>
+        <w:t>总线，通过独立的</w:t>
+      </w:r>
+      <w:r>
+        <w:rPr>
+          <w:rFonts w:ascii="Times New Roman" w:eastAsia="宋体" w:hAnsi="Times New Roman" w:cs="Times New Roman"/>
+          <w:sz w:val="24"/>
+        </w:rPr>
+        <w:t xml:space="preserve"> CS </w:t>
+      </w:r>
+      <w:r>
+        <w:rPr>
+          <w:rFonts w:ascii="Times New Roman" w:eastAsia="宋体" w:hAnsi="Times New Roman" w:cs="Times New Roman"/>
+          <w:sz w:val="24"/>
+        </w:rPr>
+        <w:t>引脚进行片选。</w:t>
+      </w:r>
+      <w:r>
+        <w:rPr>
+          <w:rFonts w:ascii="Times New Roman" w:eastAsia="宋体" w:hAnsi="Times New Roman" w:cs="Times New Roman"/>
+          <w:sz w:val="24"/>
+        </w:rPr>
+        <w:t xml:space="preserve">LVGL </w:t>
+      </w:r>
+      <w:r>
+        <w:rPr>
+          <w:rFonts w:ascii="Times New Roman" w:eastAsia="宋体" w:hAnsi="Times New Roman" w:cs="Times New Roman"/>
+          <w:sz w:val="24"/>
+        </w:rPr>
+        <w:t>图形库使用双缓冲</w:t>
+      </w:r>
+      <w:r>
+        <w:rPr>
+          <w:rFonts w:ascii="Times New Roman" w:eastAsia="宋体" w:hAnsi="Times New Roman" w:cs="Times New Roman"/>
+          <w:sz w:val="24"/>
+        </w:rPr>
+        <w:t xml:space="preserve"> DMA </w:t>
+      </w:r>
+      <w:r>
+        <w:rPr>
+          <w:rFonts w:ascii="Times New Roman" w:eastAsia="宋体" w:hAnsi="Times New Roman" w:cs="Times New Roman"/>
+          <w:sz w:val="24"/>
+        </w:rPr>
+        <w:t>渲染，缓冲区大小为</w:t>
+      </w:r>
+      <w:r>
+        <w:rPr>
+          <w:rFonts w:ascii="Times New Roman" w:eastAsia="宋体" w:hAnsi="Times New Roman" w:cs="Times New Roman"/>
+          <w:sz w:val="24"/>
+        </w:rPr>
+        <w:t xml:space="preserve"> 320×80 </w:t>
+      </w:r>
+      <w:r>
+        <w:rPr>
+          <w:rFonts w:ascii="Times New Roman" w:eastAsia="宋体" w:hAnsi="Times New Roman" w:cs="Times New Roman"/>
+          <w:sz w:val="24"/>
+        </w:rPr>
+        <w:t>像素，通过信号量同步</w:t>
+      </w:r>
+      <w:r>
+        <w:rPr>
+          <w:rFonts w:ascii="Times New Roman" w:eastAsia="宋体" w:hAnsi="Times New Roman" w:cs="Times New Roman"/>
+          <w:sz w:val="24"/>
+        </w:rPr>
+        <w:t xml:space="preserve"> DMA </w:t>
+      </w:r>
+      <w:r>
+        <w:rPr>
+          <w:rFonts w:ascii="Times New Roman" w:eastAsia="宋体" w:hAnsi="Times New Roman" w:cs="Times New Roman"/>
+          <w:sz w:val="24"/>
+        </w:rPr>
+        <w:t>传输完成。</w:t>
       </w:r>
     </w:p>
     <w:p>
@@ -10113,55 +10075,77 @@
           <w:rFonts w:ascii="Times New Roman" w:eastAsia="宋体" w:hAnsi="Times New Roman" w:cs="Times New Roman" w:hint="eastAsia"/>
           <w:sz w:val="24"/>
         </w:rPr>
-        <w:t>系统整机尺寸约为35cm x 25cm x 18cm，暂时采用纸壳面板便于修改内部结构。实物正面可见320×480 交互屏幕位于中央偏上。斜45°全局照片展示了设备背部的电源接口、总开关以及SD卡槽位置。</w:t>
-      </w:r>
-      <w:r>
-        <w:rPr>
-          <w:rFonts w:ascii="Times New Roman" w:eastAsia="宋体" w:hAnsi="Times New Roman" w:cs="Times New Roman" w:hint="eastAsia"/>
-          <w:sz w:val="24"/>
-        </w:rPr>
-      </w:r>
-      <w:r>
-        <w:rPr>
-          <w:rFonts w:ascii="Times New Roman" w:eastAsia="宋体" w:hAnsi="Times New Roman" w:cs="Times New Roman" w:hint="eastAsia"/>
-          <w:sz w:val="24"/>
-        </w:rPr>
-      </w:r>
-      <w:r>
-        <w:rPr>
-          <w:rFonts w:ascii="Times New Roman" w:eastAsia="宋体" w:hAnsi="Times New Roman" w:cs="Times New Roman" w:hint="eastAsia"/>
-          <w:sz w:val="24"/>
-        </w:rPr>
-      </w:r>
-      <w:r>
-        <w:rPr>
-          <w:rFonts w:ascii="Times New Roman" w:eastAsia="宋体" w:hAnsi="Times New Roman" w:cs="Times New Roman" w:hint="eastAsia"/>
-          <w:sz w:val="24"/>
-        </w:rPr>
-      </w:r>
-      <w:r>
-        <w:rPr>
-          <w:rFonts w:ascii="Times New Roman" w:eastAsia="宋体" w:hAnsi="Times New Roman" w:cs="Times New Roman" w:hint="eastAsia"/>
-          <w:sz w:val="24"/>
-        </w:rPr>
-      </w:r>
-      <w:r>
-        <w:rPr>
-          <w:rFonts w:ascii="Times New Roman" w:eastAsia="宋体" w:hAnsi="Times New Roman" w:cs="Times New Roman" w:hint="eastAsia"/>
-          <w:sz w:val="24"/>
-        </w:rPr>
-      </w:r>
-      <w:r>
-        <w:rPr>
-          <w:rFonts w:ascii="Times New Roman" w:eastAsia="宋体" w:hAnsi="Times New Roman" w:cs="Times New Roman" w:hint="eastAsia"/>
-          <w:sz w:val="24"/>
-        </w:rPr>
-      </w:r>
-      <w:r>
-        <w:rPr>
-          <w:rFonts w:ascii="Times New Roman" w:eastAsia="宋体" w:hAnsi="Times New Roman" w:cs="Times New Roman" w:hint="eastAsia"/>
-          <w:sz w:val="24"/>
-        </w:rPr>
+        <w:t>系统整机尺寸约为</w:t>
+      </w:r>
+      <w:r>
+        <w:rPr>
+          <w:rFonts w:ascii="Times New Roman" w:eastAsia="宋体" w:hAnsi="Times New Roman" w:cs="Times New Roman" w:hint="eastAsia"/>
+          <w:sz w:val="24"/>
+        </w:rPr>
+        <w:t>35cm x 25cm x 18cm</w:t>
+      </w:r>
+      <w:r>
+        <w:rPr>
+          <w:rFonts w:ascii="Times New Roman" w:eastAsia="宋体" w:hAnsi="Times New Roman" w:cs="Times New Roman" w:hint="eastAsia"/>
+          <w:sz w:val="24"/>
+        </w:rPr>
+        <w:t>，暂时采用纸壳面板便于修改内部结构。实物正面可见</w:t>
+      </w:r>
+      <w:r>
+        <w:rPr>
+          <w:rFonts w:ascii="Times New Roman" w:eastAsia="宋体" w:hAnsi="Times New Roman" w:cs="Times New Roman" w:hint="eastAsia"/>
+          <w:sz w:val="24"/>
+        </w:rPr>
+        <w:t>320</w:t>
+      </w:r>
+      <w:r>
+        <w:rPr>
+          <w:rFonts w:ascii="Times New Roman" w:eastAsia="宋体" w:hAnsi="Times New Roman" w:cs="Times New Roman" w:hint="eastAsia"/>
+          <w:sz w:val="24"/>
+        </w:rPr>
+        <w:t>×</w:t>
+      </w:r>
+      <w:r>
+        <w:rPr>
+          <w:rFonts w:ascii="Times New Roman" w:eastAsia="宋体" w:hAnsi="Times New Roman" w:cs="Times New Roman" w:hint="eastAsia"/>
+          <w:sz w:val="24"/>
+        </w:rPr>
+        <w:t xml:space="preserve">480 </w:t>
+      </w:r>
+      <w:r>
+        <w:rPr>
+          <w:rFonts w:ascii="Times New Roman" w:eastAsia="宋体" w:hAnsi="Times New Roman" w:cs="Times New Roman" w:hint="eastAsia"/>
+          <w:sz w:val="24"/>
+        </w:rPr>
+        <w:t>交互屏幕位于中央偏上。斜</w:t>
+      </w:r>
+      <w:r>
+        <w:rPr>
+          <w:rFonts w:ascii="Times New Roman" w:eastAsia="宋体" w:hAnsi="Times New Roman" w:cs="Times New Roman" w:hint="eastAsia"/>
+          <w:sz w:val="24"/>
+        </w:rPr>
+        <w:t>45</w:t>
+      </w:r>
+      <w:r>
+        <w:rPr>
+          <w:rFonts w:ascii="Times New Roman" w:eastAsia="宋体" w:hAnsi="Times New Roman" w:cs="Times New Roman" w:hint="eastAsia"/>
+          <w:sz w:val="24"/>
+        </w:rPr>
+        <w:t>°全局照片展示了设备背部的电源接口、总开关以及</w:t>
+      </w:r>
+      <w:r>
+        <w:rPr>
+          <w:rFonts w:ascii="Times New Roman" w:eastAsia="宋体" w:hAnsi="Times New Roman" w:cs="Times New Roman" w:hint="eastAsia"/>
+          <w:sz w:val="24"/>
+        </w:rPr>
+        <w:t>SD</w:t>
+      </w:r>
+      <w:r>
+        <w:rPr>
+          <w:rFonts w:ascii="Times New Roman" w:eastAsia="宋体" w:hAnsi="Times New Roman" w:cs="Times New Roman" w:hint="eastAsia"/>
+          <w:sz w:val="24"/>
+        </w:rPr>
+        <w:t>卡槽位置。</w:t>
       </w:r>
     </w:p>
     <w:p>
@@ -10341,67 +10325,77 @@
           <w:rFonts w:ascii="Times New Roman" w:eastAsia="宋体" w:hAnsi="Times New Roman" w:cs="Times New Roman" w:hint="eastAsia"/>
           <w:sz w:val="24"/>
         </w:rPr>
-        <w:t>触模屏模块：使用SPI接口的标准LCD屏；触摸屏用SPI接口；同时ESP-IDF的esp_lcd组件提供了驱动支持。</w:t>
-      </w:r>
-      <w:r>
-        <w:rPr>
-          <w:rFonts w:ascii="Times New Roman" w:eastAsia="宋体" w:hAnsi="Times New Roman" w:cs="Times New Roman" w:hint="eastAsia"/>
-          <w:sz w:val="24"/>
-        </w:rPr>
-      </w:r>
-      <w:r>
-        <w:rPr>
-          <w:rFonts w:ascii="Times New Roman" w:eastAsia="宋体" w:hAnsi="Times New Roman" w:cs="Times New Roman" w:hint="eastAsia"/>
-          <w:sz w:val="24"/>
-        </w:rPr>
-      </w:r>
-      <w:r>
-        <w:rPr>
-          <w:rFonts w:ascii="Times New Roman" w:eastAsia="宋体" w:hAnsi="Times New Roman" w:cs="Times New Roman" w:hint="eastAsia"/>
-          <w:sz w:val="24"/>
-        </w:rPr>
-      </w:r>
-      <w:r>
-        <w:rPr>
-          <w:rFonts w:ascii="Times New Roman" w:eastAsia="宋体" w:hAnsi="Times New Roman" w:cs="Times New Roman" w:hint="eastAsia"/>
-          <w:sz w:val="24"/>
-        </w:rPr>
-      </w:r>
-      <w:r>
-        <w:rPr>
-          <w:rFonts w:ascii="Times New Roman" w:eastAsia="宋体" w:hAnsi="Times New Roman" w:cs="Times New Roman" w:hint="eastAsia"/>
-          <w:sz w:val="24"/>
-        </w:rPr>
-      </w:r>
-      <w:r>
-        <w:rPr>
-          <w:rFonts w:ascii="Times New Roman" w:eastAsia="宋体" w:hAnsi="Times New Roman" w:cs="Times New Roman" w:hint="eastAsia"/>
-          <w:sz w:val="24"/>
-        </w:rPr>
-      </w:r>
-      <w:r>
-        <w:rPr>
-          <w:rFonts w:ascii="Times New Roman" w:eastAsia="宋体" w:hAnsi="Times New Roman" w:cs="Times New Roman" w:hint="eastAsia"/>
-          <w:sz w:val="24"/>
-        </w:rPr>
-      </w:r>
-      <w:r>
-        <w:rPr>
-          <w:rFonts w:ascii="Times New Roman" w:eastAsia="宋体" w:hAnsi="Times New Roman" w:cs="Times New Roman" w:hint="eastAsia"/>
-          <w:sz w:val="24"/>
-        </w:rPr>
-      </w:r>
-      <w:r>
-        <w:rPr>
-          <w:rFonts w:ascii="Times New Roman" w:eastAsia="宋体" w:hAnsi="Times New Roman" w:cs="Times New Roman" w:hint="eastAsia"/>
-          <w:sz w:val="24"/>
-        </w:rPr>
-      </w:r>
-      <w:r>
-        <w:rPr>
-          <w:rFonts w:ascii="Times New Roman" w:eastAsia="宋体" w:hAnsi="Times New Roman" w:cs="Times New Roman" w:hint="eastAsia"/>
-          <w:sz w:val="24"/>
-        </w:rPr>
+        <w:t>触模屏模块：使用</w:t>
+      </w:r>
+      <w:r>
+        <w:rPr>
+          <w:rFonts w:ascii="Times New Roman" w:eastAsia="宋体" w:hAnsi="Times New Roman" w:cs="Times New Roman" w:hint="eastAsia"/>
+          <w:sz w:val="24"/>
+        </w:rPr>
+        <w:t>SPI</w:t>
+      </w:r>
+      <w:r>
+        <w:rPr>
+          <w:rFonts w:ascii="Times New Roman" w:eastAsia="宋体" w:hAnsi="Times New Roman" w:cs="Times New Roman" w:hint="eastAsia"/>
+          <w:sz w:val="24"/>
+        </w:rPr>
+        <w:t>接口的标准</w:t>
+      </w:r>
+      <w:r>
+        <w:rPr>
+          <w:rFonts w:ascii="Times New Roman" w:eastAsia="宋体" w:hAnsi="Times New Roman" w:cs="Times New Roman" w:hint="eastAsia"/>
+          <w:sz w:val="24"/>
+        </w:rPr>
+        <w:t>LCD</w:t>
+      </w:r>
+      <w:r>
+        <w:rPr>
+          <w:rFonts w:ascii="Times New Roman" w:eastAsia="宋体" w:hAnsi="Times New Roman" w:cs="Times New Roman" w:hint="eastAsia"/>
+          <w:sz w:val="24"/>
+        </w:rPr>
+        <w:t>屏；触摸屏用</w:t>
+      </w:r>
+      <w:r>
+        <w:rPr>
+          <w:rFonts w:ascii="Times New Roman" w:eastAsia="宋体" w:hAnsi="Times New Roman" w:cs="Times New Roman" w:hint="eastAsia"/>
+          <w:sz w:val="24"/>
+        </w:rPr>
+        <w:t>SPI</w:t>
+      </w:r>
+      <w:r>
+        <w:rPr>
+          <w:rFonts w:ascii="Times New Roman" w:eastAsia="宋体" w:hAnsi="Times New Roman" w:cs="Times New Roman" w:hint="eastAsia"/>
+          <w:sz w:val="24"/>
+        </w:rPr>
+        <w:t>接口；同时</w:t>
+      </w:r>
+      <w:r>
+        <w:rPr>
+          <w:rFonts w:ascii="Times New Roman" w:eastAsia="宋体" w:hAnsi="Times New Roman" w:cs="Times New Roman" w:hint="eastAsia"/>
+          <w:sz w:val="24"/>
+        </w:rPr>
+        <w:t>ESP-IDF</w:t>
+      </w:r>
+      <w:r>
+        <w:rPr>
+          <w:rFonts w:ascii="Times New Roman" w:eastAsia="宋体" w:hAnsi="Times New Roman" w:cs="Times New Roman" w:hint="eastAsia"/>
+          <w:sz w:val="24"/>
+        </w:rPr>
+        <w:t>的</w:t>
+      </w:r>
+      <w:r>
+        <w:rPr>
+          <w:rFonts w:ascii="Times New Roman" w:eastAsia="宋体" w:hAnsi="Times New Roman" w:cs="Times New Roman" w:hint="eastAsia"/>
+          <w:sz w:val="24"/>
+        </w:rPr>
+        <w:t>esp_lcd</w:t>
+      </w:r>
+      <w:r>
+        <w:rPr>
+          <w:rFonts w:ascii="Times New Roman" w:eastAsia="宋体" w:hAnsi="Times New Roman" w:cs="Times New Roman" w:hint="eastAsia"/>
+          <w:sz w:val="24"/>
+        </w:rPr>
+        <w:t>组件提供了驱动支持。</w:t>
       </w:r>
     </w:p>
     <w:p>
@@ -12528,43 +12522,49 @@
           <w:rFonts w:ascii="Times New Roman" w:eastAsia="宋体" w:hAnsi="Times New Roman" w:cs="Times New Roman" w:hint="eastAsia"/>
           <w:sz w:val="24"/>
         </w:rPr>
-        <w:t>云端联动：当前系统已通过 Wi-Fi（ESP-Hosted）和微信小程序实现了基础的远程管理功能，后续可接入 MQTT 协议实现更高效的实时数据推送，支持多设备统一管理和销售数据分析。</w:t>
-      </w:r>
-      <w:r>
-        <w:rPr>
-          <w:rFonts w:ascii="Times New Roman" w:eastAsia="宋体" w:hAnsi="Times New Roman" w:cs="Times New Roman" w:hint="eastAsia"/>
-          <w:sz w:val="24"/>
-        </w:rPr>
-      </w:r>
-      <w:r>
-        <w:rPr>
-          <w:rFonts w:ascii="Times New Roman" w:eastAsia="宋体" w:hAnsi="Times New Roman" w:cs="Times New Roman" w:hint="eastAsia"/>
-          <w:sz w:val="24"/>
-        </w:rPr>
-      </w:r>
-      <w:r>
-        <w:rPr>
-          <w:rFonts w:ascii="Times New Roman" w:eastAsia="宋体" w:hAnsi="Times New Roman" w:cs="Times New Roman" w:hint="eastAsia"/>
-          <w:sz w:val="24"/>
-        </w:rPr>
-      </w:r>
-      <w:r>
-        <w:rPr>
-          <w:rFonts w:ascii="Times New Roman" w:eastAsia="宋体" w:hAnsi="Times New Roman" w:cs="Times New Roman" w:hint="eastAsia"/>
-          <w:sz w:val="24"/>
-        </w:rPr>
-      </w:r>
-      <w:r>
-        <w:rPr>
-          <w:rFonts w:ascii="Times New Roman" w:eastAsia="宋体" w:hAnsi="Times New Roman" w:cs="Times New Roman" w:hint="eastAsia"/>
-          <w:sz w:val="24"/>
-        </w:rPr>
-      </w:r>
-      <w:r>
-        <w:rPr>
-          <w:rFonts w:ascii="Times New Roman" w:eastAsia="宋体" w:hAnsi="Times New Roman" w:cs="Times New Roman" w:hint="eastAsia"/>
-          <w:sz w:val="24"/>
-        </w:rPr>
+        <w:t>云端联动：当前系统已通过</w:t>
+      </w:r>
+      <w:r>
+        <w:rPr>
+          <w:rFonts w:ascii="Times New Roman" w:eastAsia="宋体" w:hAnsi="Times New Roman" w:cs="Times New Roman" w:hint="eastAsia"/>
+          <w:sz w:val="24"/>
+        </w:rPr>
+        <w:t xml:space="preserve"> Wi-Fi</w:t>
+      </w:r>
+      <w:r>
+        <w:rPr>
+          <w:rFonts w:ascii="Times New Roman" w:eastAsia="宋体" w:hAnsi="Times New Roman" w:cs="Times New Roman" w:hint="eastAsia"/>
+          <w:sz w:val="24"/>
+        </w:rPr>
+        <w:t>（</w:t>
+      </w:r>
+      <w:r>
+        <w:rPr>
+          <w:rFonts w:ascii="Times New Roman" w:eastAsia="宋体" w:hAnsi="Times New Roman" w:cs="Times New Roman" w:hint="eastAsia"/>
+          <w:sz w:val="24"/>
+        </w:rPr>
+        <w:t>ESP-Hosted</w:t>
+      </w:r>
+      <w:r>
+        <w:rPr>
+          <w:rFonts w:ascii="Times New Roman" w:eastAsia="宋体" w:hAnsi="Times New Roman" w:cs="Times New Roman" w:hint="eastAsia"/>
+          <w:sz w:val="24"/>
+        </w:rPr>
+        <w:t>）和微信小程序实现了基础的远程管理功能，后续可接入</w:t>
+      </w:r>
+      <w:r>
+        <w:rPr>
+          <w:rFonts w:ascii="Times New Roman" w:eastAsia="宋体" w:hAnsi="Times New Roman" w:cs="Times New Roman" w:hint="eastAsia"/>
+          <w:sz w:val="24"/>
+        </w:rPr>
+        <w:t xml:space="preserve"> MQTT </w:t>
+      </w:r>
+      <w:r>
+        <w:rPr>
+          <w:rFonts w:ascii="Times New Roman" w:eastAsia="宋体" w:hAnsi="Times New Roman" w:cs="Times New Roman" w:hint="eastAsia"/>
+          <w:sz w:val="24"/>
+        </w:rPr>
+        <w:t>协议实现更高效的实时数据推送，支持多设备统一管理和销售数据分析。</w:t>
       </w:r>
     </w:p>
     <w:p>
@@ -12614,25 +12614,22 @@
           <w:rFonts w:ascii="Times New Roman" w:eastAsia="宋体" w:hAnsi="Times New Roman" w:cs="Times New Roman" w:hint="eastAsia"/>
           <w:sz w:val="24"/>
         </w:rPr>
-        <w:t>个性化推荐：当前小程序端已实现基于购买历史的基础推荐，后续可引入更复杂的协同过滤算法或结合用户画像（年龄、偏好等）进行精准营销，同时支持设备端 LCD 界面的个性化商品排序。</w:t>
-      </w:r>
-      <w:r>
-        <w:rPr>
-          <w:rFonts w:ascii="Times New Roman" w:eastAsia="宋体" w:hAnsi="Times New Roman" w:cs="Times New Roman" w:hint="eastAsia"/>
-          <w:sz w:val="24"/>
-        </w:rPr>
-      </w:r>
-      <w:r>
-        <w:rPr>
-          <w:rFonts w:ascii="Times New Roman" w:eastAsia="宋体" w:hAnsi="Times New Roman" w:cs="Times New Roman" w:hint="eastAsia"/>
-          <w:sz w:val="24"/>
-        </w:rPr>
-      </w:r>
-      <w:r>
-        <w:rPr>
-          <w:rFonts w:ascii="Times New Roman" w:eastAsia="宋体" w:hAnsi="Times New Roman" w:cs="Times New Roman" w:hint="eastAsia"/>
-          <w:sz w:val="24"/>
-        </w:rPr>
+        <w:lastRenderedPageBreak/>
+        <w:t>个性化推荐：当前小程序端已实现基于购买历史的基础推荐，后续可引入更复杂的协同过滤算法或结合用户画像（年龄、偏好等）进行精准营销，同时支持设备端</w:t>
+      </w:r>
+      <w:r>
+        <w:rPr>
+          <w:rFonts w:ascii="Times New Roman" w:eastAsia="宋体" w:hAnsi="Times New Roman" w:cs="Times New Roman" w:hint="eastAsia"/>
+          <w:sz w:val="24"/>
+        </w:rPr>
+        <w:t xml:space="preserve"> LCD </w:t>
+      </w:r>
+      <w:r>
+        <w:rPr>
+          <w:rFonts w:ascii="Times New Roman" w:eastAsia="宋体" w:hAnsi="Times New Roman" w:cs="Times New Roman" w:hint="eastAsia"/>
+          <w:sz w:val="24"/>
+        </w:rPr>
+        <w:t>界面的个性化商品排序。</w:t>
       </w:r>
     </w:p>
     <w:p>
@@ -12689,7 +12686,16 @@
         </w:rPr>
       </w:pPr>
       <w:r>
-        <w:t>本作品从立项到完成历时约两个月，期间经历了硬件选型、驱动调试、算法移植、界面开发和系统联调等多个阶段，收获颇丰。</w:t>
+        <w:t>本作品从立项到完成历时约</w:t>
+      </w:r>
+      <w:r>
+        <w:rPr>
+          <w:rFonts w:hint="eastAsia"/>
+        </w:rPr>
+        <w:t>三</w:t>
+      </w:r>
+      <w:r>
+        <w:t>个月，期间经历了硬件选型、驱动调试、算法移植、界面开发和系统联调等多个阶段，收获颇丰。</w:t>
       </w:r>
     </w:p>
     <w:p>
@@ -12830,6 +12836,7 @@
         </w:rPr>
       </w:pPr>
       <w:r>
+        <w:lastRenderedPageBreak/>
         <w:t>[3] Espressif Systems. ESP-DL: Deep Learning Inference Framework[EB/OL]. https://github.com/espressif/esp-dl, 2025.</w:t>
       </w:r>
     </w:p>
@@ -12840,11 +12847,7 @@
         </w:rPr>
       </w:pPr>
       <w:r>
-        <w:t xml:space="preserve">[4] Espressif Systems. ESP-SR: Speech Recognition Framework[EB/OL]. </w:t>
-      </w:r>
-      <w:r>
-        <w:lastRenderedPageBreak/>
-        <w:t>https://github.com/espressif/esp-sr, 2025.</w:t>
+        <w:t>[4] Espressif Systems. ESP-SR: Speech Recognition Framework[EB/OL]. https://github.com/espressif/esp-sr, 2025.</w:t>
       </w:r>
     </w:p>
     <w:p>
@@ -12943,12 +12946,6 @@
       <w:r>
         <w:t>[12] Espressif Systems. Human Face Detection Models[EB/OL]. https://github.com/espressif/esp-dl/tree/master/esp-dl, 2025.</w:t>
       </w:r>
-      <w:r>
-        <w:rPr>
-          <w:rFonts w:hint="eastAsia"/>
-        </w:rPr>
-      </w:r>
-      <w:r/>
     </w:p>
     <w:p>
       <w:pPr>
@@ -12959,12 +12956,6 @@
       <w:r>
         <w:t>[13] Espressif Systems. Human Face Recognition Models (MFN)[EB/OL]. https://github.com/espressif/esp-dl/tree/master/esp-dl, 2025.</w:t>
       </w:r>
-      <w:r>
-        <w:rPr>
-          <w:rFonts w:hint="eastAsia"/>
-        </w:rPr>
-      </w:r>
-      <w:r/>
     </w:p>
     <w:p>
       <w:pPr>
@@ -13067,11 +13058,21 @@
       </w:r>
     </w:p>
     <w:p>
+      <w:pPr>
+        <w:rPr>
+          <w:rFonts w:hint="eastAsia"/>
+        </w:rPr>
+      </w:pPr>
       <w:r>
         <w:t>[18] 微信开放文档. 小程序开发指南[EB/OL]. https://developers.weixin.qq.com/miniprogram/dev/framework/, 2025.</w:t>
       </w:r>
     </w:p>
     <w:p>
+      <w:pPr>
+        <w:rPr>
+          <w:rFonts w:hint="eastAsia"/>
+        </w:rPr>
+      </w:pPr>
       <w:r>
         <w:t>[19] Fielding R T. Architectural Styles and the Design of Network-based Software Architectures[D]. University of California, Irvine, 2000.</w:t>
       </w:r>
